--- a/data/human_paras/human_para_124.docx
+++ b/data/human_paras/human_para_124.docx
@@ -4,7 +4,7 @@
   <w:body>
     <w:p>
       <w:r>
-        <w:t>The University of St. Augustine for Health Sciences (Ref-s219563) makes an important distinction between nursing leadership and nursing management, linking the former to human elements and the latter to operational aspects. Regarding nursing leadership, the institution determines the existence of at least five different styles of leaders: servant leaders, who focus on fostering the skills of each individual in a team; transformational leaders, who create a common view and motivate unity; democratic leaders, who focus on improving the system and representation of all views; authoritarian leaders, who make decisions on their own and simply “manage” team members; laissez-faire leaders, who leave actions to the decision of each individual. Regarding roles in the field of nursing management, such specific classifications are not easy to find, however, it is agreed that it implies the knowledge of healthcare as a business industry.</w:t>
+        <w:t>Nursing, a human-made and human-oriented action, is not perfect and demands changes, just as the health care system, run by both nurses and doctors, may need. While measures are being taken and proposals are being discussed, including some of the previously mentioned ones, very much is yet to be done and other actions should be taken to prevent the potential failure of the considered plans. While doing so, and considering the strengths and limitations nursing has as a human activity, different ways of practicing it need to be considered and valued, and new tools should be presented to future health care professionals in order to boost and improve their efforts.</w:t>
       </w:r>
     </w:p>
     <w:sectPr>
